--- a/ACT 1.docx
+++ b/ACT 1.docx
@@ -131,10 +131,32 @@
         <w:rPr>
           <w:b/>
         </w:rPr>
-        <w:t xml:space="preserve">FIRST WITCH  I: </w:t>
-      </w:r>
-      <w:r>
-        <w:t>come, Graymalkin.</w:t>
+        <w:t xml:space="preserve">FIRST </w:t>
+      </w:r>
+      <w:proofErr w:type="gramStart"/>
+      <w:r>
+        <w:rPr>
+          <w:b/>
+        </w:rPr>
+        <w:t>WITCH  I</w:t>
+      </w:r>
+      <w:proofErr w:type="gramEnd"/>
+      <w:r>
+        <w:rPr>
+          <w:b/>
+        </w:rPr>
+        <w:t xml:space="preserve">: </w:t>
+      </w:r>
+      <w:r>
+        <w:t xml:space="preserve">come, </w:t>
+      </w:r>
+      <w:proofErr w:type="spellStart"/>
+      <w:r>
+        <w:t>Graymalkin</w:t>
+      </w:r>
+      <w:proofErr w:type="spellEnd"/>
+      <w:r>
+        <w:t>.</w:t>
       </w:r>
     </w:p>
     <w:p>
@@ -176,8 +198,13 @@
         <w:t xml:space="preserve">ALL: </w:t>
       </w:r>
       <w:r>
-        <w:t>Fair is foul, and foul is fair;</w:t>
-      </w:r>
+        <w:t xml:space="preserve">Fair is foul, and foul is </w:t>
+      </w:r>
+      <w:proofErr w:type="gramStart"/>
+      <w:r>
+        <w:t>fair;</w:t>
+      </w:r>
+      <w:proofErr w:type="gramEnd"/>
     </w:p>
     <w:p>
       <w:r>
@@ -220,95 +247,955 @@
     <w:p>
       <w:pPr>
         <w:jc w:val="center"/>
-      </w:pPr>
-      <w:r>
         <w:rPr>
           <w:b/>
           <w:sz w:val="24"/>
         </w:rPr>
+      </w:pPr>
+    </w:p>
+    <w:p>
+      <w:pPr>
+        <w:jc w:val="center"/>
+        <w:rPr>
+          <w:b/>
+          <w:sz w:val="24"/>
+        </w:rPr>
+      </w:pPr>
+    </w:p>
+    <w:p>
+      <w:pPr>
+        <w:jc w:val="center"/>
+        <w:rPr>
+          <w:b/>
+          <w:sz w:val="24"/>
+        </w:rPr>
+      </w:pPr>
+    </w:p>
+    <w:p>
+      <w:pPr>
+        <w:jc w:val="center"/>
+      </w:pPr>
+      <w:r>
+        <w:rPr>
+          <w:b/>
+          <w:sz w:val="24"/>
+        </w:rPr>
+        <w:lastRenderedPageBreak/>
         <w:t>========SCHOLARLY COMMENTARY========</w:t>
       </w:r>
     </w:p>
     <w:p/>
     <w:p>
       <w:r>
+        <w:t>4. Enter three Witches] Seymour: The witches seem to be introduced for no other purpose than to tell us they are to meet again; and as I cannot discover any The true reason for the first appearance of the Witches is to strike the key-note of the character of the whole drama.—C. A. Brown (p. 147): Less study, less experience in human nature, less mental acquirements of every kind, I conceive, were employed on Macbeth, wonderfully as the whole character is displayed before us, than on those imaginary creations, the three weird sisters who haunt his steps, and prey upon his very being.—Schmidt (p. 436): The witches should not be visible when the curtain rises, but should glide in like ghosts.—[Dowden (p. 244): These are not the broomstick witches of vulgar popular traditions. If they are grotesque, they are also sublime. They may take their place beside the terrible old women of Michael Angelo, who spin the destinies of man. Shakespeare is no more afraid than Michael Angelo of being vulgar</w:t>
+      </w:r>
+      <w:proofErr w:type="gramStart"/>
+      <w:r>
+        <w:t>. . . .</w:t>
+      </w:r>
+      <w:proofErr w:type="gramEnd"/>
+      <w:r>
+        <w:t xml:space="preserve"> And </w:t>
+      </w:r>
+      <w:proofErr w:type="gramStart"/>
+      <w:r>
+        <w:t>thus</w:t>
+      </w:r>
+      <w:proofErr w:type="gramEnd"/>
+      <w:r>
+        <w:t xml:space="preserve"> he fearlessly showed us his weird sisters, ‘the goddesses of </w:t>
+      </w:r>
+      <w:proofErr w:type="spellStart"/>
+      <w:r>
+        <w:t>destinie</w:t>
+      </w:r>
+      <w:proofErr w:type="spellEnd"/>
+      <w:r>
+        <w:t>,’ brewing infernal charms in their wicked cauldron. We cannot quite dispense in this life with ritualism, and the ritualism of evil is foul and ugly</w:t>
+      </w:r>
+      <w:proofErr w:type="gramStart"/>
+      <w:r>
+        <w:t>. . . .</w:t>
+      </w:r>
+      <w:proofErr w:type="gramEnd"/>
+      <w:r>
+        <w:t xml:space="preserve"> Yet these weird sisters remain terrible and sublime. They tingle in every </w:t>
+      </w:r>
+      <w:proofErr w:type="spellStart"/>
+      <w:r>
+        <w:t>fibre</w:t>
+      </w:r>
+      <w:proofErr w:type="spellEnd"/>
+      <w:r>
+        <w:t xml:space="preserve"> with evil energy; their malignity is inexhaustible; they have their raptures and ecstasies in crime; they are the awful inspirers of murder, insanity, </w:t>
+      </w:r>
+      <w:proofErr w:type="gramStart"/>
+      <w:r>
+        <w:t>suicide.—</w:t>
+      </w:r>
+      <w:proofErr w:type="gramEnd"/>
+      <w:r>
+        <w:t>Snider (</w:t>
+      </w:r>
+      <w:proofErr w:type="spellStart"/>
+      <w:r>
+        <w:t>i</w:t>
+      </w:r>
+      <w:proofErr w:type="spellEnd"/>
+      <w:r>
+        <w:t xml:space="preserve">, p. 176): What is the purpose for which the Poet employs these shapes? The answer must give the most important point for the proper comprehension of the play. It lies in the character of Banquo and Macbeth to see such specters. </w:t>
+      </w:r>
+      <w:proofErr w:type="gramStart"/>
+      <w:r>
+        <w:t>Hence</w:t>
+      </w:r>
+      <w:proofErr w:type="gramEnd"/>
+      <w:r>
+        <w:t xml:space="preserve"> they are </w:t>
+      </w:r>
+      <w:proofErr w:type="gramStart"/>
+      <w:r>
+        <w:t>absolutely necessary</w:t>
+      </w:r>
+      <w:proofErr w:type="gramEnd"/>
+      <w:r>
+        <w:t xml:space="preserve"> for the characterization. The Weird Sisters are beheld by these two persons alone, and it must be considered as the deepest phase of their nature that they behold the unreal phantoms. Both have the same temptation; both are endowed with a strong imagination; both witness the same apparition. In other words, the external influences which impel to evil are the same for both. In their excited minds these influences take the form of the Weird Sisters. Such is the design of the poet; he thus gives us at once an insight into the profoundest trait of their characters. In no other way could he portray so well the tendency to be controlled and victimized by the imagination, which sets up its shapes as actual, and then misleads men into following its fantastic suggestions</w:t>
+      </w:r>
+      <w:proofErr w:type="gramStart"/>
+      <w:r>
+        <w:t>. . . .</w:t>
+      </w:r>
+      <w:proofErr w:type="gramEnd"/>
+      <w:r>
+        <w:t xml:space="preserve"> The author has scrupulously guarded the reality of the Weird Sisters; whenever they appear they are treated as positive objective existences. Mark the fact that two persons behold them at the same time, address them, and are addressed by them. For this special care, to preserve the air of reality in these shapes, the Poet has a most excellent reason, one that lies at the very basis of Tragedy. He wishes to place his audience under the same influences as his </w:t>
+      </w:r>
+      <w:proofErr w:type="gramStart"/>
+      <w:r>
+        <w:t>hero, and</w:t>
+      </w:r>
+      <w:proofErr w:type="gramEnd"/>
+      <w:r>
+        <w:t xml:space="preserve"> involve them in the same doubts and conflicts. We too must look upon the Weird Sisters with the eyes of Macbeth and Banquo; we may not believe in them, or we may be able to explain them—still the great dramatic object is to portray characters which do behold them and believe in them. The audience, therefore, must feel the same problem in all its depth and earnestness, and must be required to face the enigma of these appearances; for a character can be tragic to the spectators only when they are assailed with its difficulties and involved in its collision. It would have destroyed the whole effect of the Weird Sisters had their secret been plainly shown from the beginning. In </w:t>
+      </w:r>
+      <w:r>
         <w:lastRenderedPageBreak/>
-        <w:t>4. Enter three Witches] Seymour: The witches seem to be introduced for no other purpose than to tell us they are to meet again; and as I cannot discover any The true reason for the first appearance of the Witches is to strike the key-note of the character of the whole drama.—C. A. Brown (p. 147): Less study, less experience in human nature, less mental acquirements of every kind, I conceive, were employed on Macbeth, wonderfully as the whole character is displayed before us, than on those imaginary creations, the three weird sisters who haunt his steps, and prey upon his very being.—Schmidt (p. 436): The witches should not be visible when the curtain rises, but should glide in like ghosts.—[Dowden (p. 244): These are not the broomstick witches of vulgar popular traditions. If they are grotesque, they are also sublime. They may take their place beside the terrible old women of Michael Angelo, who spin the destinies of man. Shakespeare is no more afraid than Michael Angelo of being vulgar. . . . And thus he fearlessly showed us his weird sisters, ‘the goddesses of destinie,’ brewing infernal charms in their wicked cauldron. We cannot quite dispense in this life with ritualism, and the ritualism of evil is foul and ugly. . . . Yet these weird sisters remain terrible and sublime. They tingle in every fibre with evil energy; their malignity is inexhaustible; they have their raptures and ecstasies in crime; they are the awful inspirers of murder, insanity, suicide.—Snider (i, p. 176): What is the purpose for which the Poet employs these shapes? The answer must give the most important point for the proper comprehension of the play. It lies in the character of Banquo and Macbeth to see such specters. Hence they are absolutely necessary for the characterization. The Weird Sisters are beheld by these two persons alone, and it must be considered as the deepest phase of their nature that they behold the unreal phantoms. Both have the same temptation; both are endowed with a strong imagination; both witness the same apparition. In other words, the external influences which impel to evil are the same for both. In their excited minds these influences take the form of the Weird Sisters. Such is the design of the poet; he thus gives us at once an insight into the profoundest trait of their characters. In no other way could he portray so well the tendency to be controlled and victimized by the imagination, which sets up its shapes as actual, and then misleads men into following its fantastic suggestions. . . . The author has scrupulously guarded the reality of the Weird Sisters; whenever they appear they are treated as positive objective existences. Mark the fact that two persons behold them at the same time, address them, and are addressed by them. For this special care, to preserve the air of reality in these shapes, the Poet has a most excellent reason, one that lies at the very basis of Tragedy. He wishes to place his audience under the same influences as his hero, and involve them in the same doubts and conflicts. We too must look upon the Weird Sisters with the eyes of Macbeth and Banquo; we may not believe in them, or we may be able to explain them—still the great dramatic object is to portray characters which do behold them and believe in them. The audience, therefore, must feel the same problem in all its depth and earnestness, and must be required to face the enigma of these appearances; for a character can be tragic to the spectators only when they are assailed with its difficulties and involved in its collision. It would have destroyed the whole effect of the Weird Sisters had their secret been plainly shown from the beginning. In fact, when the audience stand above the hero, and are made acquainted with all his complications, mistakes, and weaknesses, the realm of Comedy begins—the laugh is excited instead of the tear.</w:t>
+        <w:t>fact, when the audience stand above the hero, and are made acquainted with all his complications, mistakes, and weaknesses, the realm of Comedy begins—the laugh is excited instead of the tear.</w:t>
+      </w:r>
+    </w:p>
+    <w:p>
+      <w:r>
+        <w:t xml:space="preserve">4. Miss Charlotte Carmichael (Academy, 8 Feb. 1879) traces a connection between the </w:t>
+      </w:r>
+      <w:proofErr w:type="spellStart"/>
+      <w:r>
+        <w:t>Nornæ</w:t>
+      </w:r>
+      <w:proofErr w:type="spellEnd"/>
+      <w:r>
+        <w:t xml:space="preserve"> of Scandinavian Mythology and the present </w:t>
+      </w:r>
+      <w:proofErr w:type="gramStart"/>
+      <w:r>
+        <w:t>Witches, and</w:t>
+      </w:r>
+      <w:proofErr w:type="gramEnd"/>
+      <w:r>
+        <w:t xml:space="preserve"> suggests that the </w:t>
+      </w:r>
+      <w:proofErr w:type="spellStart"/>
+      <w:r>
+        <w:t>Nornæ</w:t>
+      </w:r>
+      <w:proofErr w:type="spellEnd"/>
+      <w:r>
+        <w:t xml:space="preserve"> are three in number; so here there are three witches. ‘Of these, the Third,’ she says, ‘is the special prophetess, while the First takes </w:t>
+      </w:r>
+      <w:proofErr w:type="spellStart"/>
+      <w:r>
+        <w:t>cognisance</w:t>
+      </w:r>
+      <w:proofErr w:type="spellEnd"/>
+      <w:r>
+        <w:t xml:space="preserve"> of the past, and the Second of the present, in affairs connected with humanity. These are the tasks of the Urda, Verdandi, and </w:t>
+      </w:r>
+      <w:proofErr w:type="spellStart"/>
+      <w:r>
+        <w:t>Skulda</w:t>
+      </w:r>
+      <w:proofErr w:type="spellEnd"/>
+      <w:r>
+        <w:t xml:space="preserve"> (of Scandinavian Mythology).’ Here the First Witch asks where is to be their next place of meeting. The Second Witch decides the time; the Third announces what is to be done. ‘But their </w:t>
+      </w:r>
+      <w:proofErr w:type="spellStart"/>
+      <w:r>
+        <w:t>rôle</w:t>
+      </w:r>
+      <w:proofErr w:type="spellEnd"/>
+      <w:r>
+        <w:t xml:space="preserve"> is most clearly brought out in the famous “Hails.”’ The 1st Witch (Urda—the Past) hails Macbeth by his former title; the 2nd Witch (Verdandi—the Present) calls him by his new title; and the 3d Witch (</w:t>
+      </w:r>
+      <w:proofErr w:type="spellStart"/>
+      <w:r>
+        <w:t>Skulda</w:t>
+      </w:r>
+      <w:proofErr w:type="spellEnd"/>
+      <w:r>
+        <w:t xml:space="preserve">—the Future) hails him as what he shall be. ‘The same order is observed in their conference with Banquo, which is the more striking, as Shakespeare purposely alters the order given by Holinshed. It is just to acknowledge that in the later scenes this is less clear: Shakespeare has got more under the influence of his conception. </w:t>
+      </w:r>
+      <w:proofErr w:type="gramStart"/>
+      <w:r>
+        <w:t>Certainly</w:t>
+      </w:r>
+      <w:proofErr w:type="gramEnd"/>
+      <w:r>
+        <w:t xml:space="preserve"> there is something like the same order in “1st. Speak. 2nd. Demand. 3d. We’ll answer,” [IV, </w:t>
+      </w:r>
+      <w:proofErr w:type="spellStart"/>
+      <w:r>
+        <w:t>i</w:t>
+      </w:r>
+      <w:proofErr w:type="spellEnd"/>
+      <w:r>
+        <w:t xml:space="preserve">, 67-69]. But the answers come not from their mouths, but from their masters.’ There is nothing difficult in the supposition that Shakespeare, in writing a play to do </w:t>
+      </w:r>
+      <w:proofErr w:type="spellStart"/>
+      <w:r>
+        <w:t>honour</w:t>
+      </w:r>
+      <w:proofErr w:type="spellEnd"/>
+      <w:r>
+        <w:t xml:space="preserve"> to his new Scotch King, did not forget that the latter had just published a book on </w:t>
+      </w:r>
+      <w:proofErr w:type="spellStart"/>
+      <w:r>
+        <w:t>Demonologie</w:t>
+      </w:r>
+      <w:proofErr w:type="spellEnd"/>
+      <w:r>
+        <w:t xml:space="preserve">. But the new Scotch King had just brought him a new Danish Queen; and it is likely that Shakespeare knew or learned somewhat of the mythology of the one, to wed to the superstition of the other.’ See also IV, </w:t>
+      </w:r>
+      <w:proofErr w:type="spellStart"/>
+      <w:r>
+        <w:t>i</w:t>
+      </w:r>
+      <w:proofErr w:type="spellEnd"/>
+      <w:r>
+        <w:t xml:space="preserve">, 2; note by </w:t>
+      </w:r>
+      <w:proofErr w:type="spellStart"/>
+      <w:r>
+        <w:t>Fleay</w:t>
+      </w:r>
+      <w:proofErr w:type="spellEnd"/>
+      <w:r>
+        <w:t xml:space="preserve">.—T. A. Spalding (Academy, 1 March, 1879, in reply to the foregoing note): In Act I, scene </w:t>
+      </w:r>
+      <w:proofErr w:type="spellStart"/>
+      <w:r>
+        <w:t>i</w:t>
+      </w:r>
+      <w:proofErr w:type="spellEnd"/>
+      <w:r>
+        <w:t xml:space="preserve">, it cannot be said that the First Witch says or does a thing to identify her with Urda, the Past; and the remarks of the Second Witch relate to the future rather than to the present. It is only the Third Witch who in any sense justifies the attempt to thrust the functions of the third Norn, </w:t>
+      </w:r>
+      <w:proofErr w:type="spellStart"/>
+      <w:r>
+        <w:t>Skulda</w:t>
+      </w:r>
+      <w:proofErr w:type="spellEnd"/>
+      <w:r>
+        <w:t xml:space="preserve">, upon her, by her prophesy of the meeting with Macbeth. It is true that when the meeting actually takes place the three Witches do follow the chronological order in their recital of Macbeth’s </w:t>
+      </w:r>
+      <w:proofErr w:type="spellStart"/>
+      <w:r>
+        <w:t>honours</w:t>
+      </w:r>
+      <w:proofErr w:type="spellEnd"/>
+      <w:r>
+        <w:t xml:space="preserve">—Glamis (in the past), Cawdor (in the present), and King (in the future); but, granting that this sequence, which could not have been otherwise in any case, proves anything, it would appear that these Norns only came out in their proper characters upon the greatest emergency, forgetting themselves sadly when off their guard; for only a few lines before we find Urda, whose attention should have been solely occupied with the past, predicting with some minuteness the results that were to follow her projected voyage to Aleppo; and that without the slightest indication of annoyance from </w:t>
+      </w:r>
+      <w:proofErr w:type="spellStart"/>
+      <w:r>
+        <w:t>Skulda</w:t>
+      </w:r>
+      <w:proofErr w:type="spellEnd"/>
+      <w:r>
+        <w:t xml:space="preserve">, whose province she was thus invading. Again, in the prophecies to Banquo, the First Witch utterly fails to represent the past, and it is only by an extreme stretch of courtesy that the Second Witch can be taken to represent the present; </w:t>
+      </w:r>
+      <w:proofErr w:type="gramStart"/>
+      <w:r>
+        <w:t>certainly</w:t>
+      </w:r>
+      <w:proofErr w:type="gramEnd"/>
+      <w:r>
+        <w:t xml:space="preserve"> she does not do so any more than the First Witch. Doubtless it may be answered to my remarks on this last issue [I, iii.] that the Norn element is embodied in the Witch speeches after the entrance of Macbeth and Banquo, and the Witch element is embodied in the former portion of the scene. Attention is called to Macbeth’s</w:t>
       </w:r>
     </w:p>
     <w:p>
       <w:r>
         <w:lastRenderedPageBreak/>
-        <w:t>4. Miss Charlotte Carmichael (Academy, 8 Feb. 1879) traces a connection between the Nornæ of Scandinavian Mythology and the present Witches, and suggests that the Nornæ are three in number; so here there are three witches. ‘Of these, the Third,’ she says, ‘is the special prophetess, while the First takes cognisance of the past, and the Second of the present, in affairs connected with humanity. These are the tasks of the Urda, Verdandi, and Skulda (of Scandinavian Mythology).’ Here the First Witch asks where is to be their next place of meeting. The Second Witch decides the time; the Third announces what is to be done. ‘But their rôle is most clearly brought out in the famous “Hails.”’ The 1st Witch (Urda—the Past) hails Macbeth by his former title; the 2nd Witch (Verdandi—the Present) calls him by his new title; and the 3d Witch (Skulda—the Future) hails him as what he shall be. ‘The same order is observed in their conference with Banquo, which is the more striking, as Shakespeare purposely alters the order given by Holinshed. It is just to acknowledge that in the later scenes this is less clear: Shakespeare has got more under the influence of his conception. Certainly there is something like the same order in “1st. Speak. 2nd. Demand. 3d. We’ll answer,” [IV, i, 67-69]. But the answers come not from their mouths, but from their masters.’ There is nothing difficult in the supposition that Shakespeare, in writing a play to do honour to his new Scotch King, did not forget that the latter had just published a book on Demonologie. But the new Scotch King had just brought him a new Danish Queen; and it is likely that Shakespeare knew or learned somewhat of the mythology of the one, to wed to the superstition of the other.’ See also IV, i, 2; note by Fleay.—T. A. Spalding (Academy, 1 March, 1879, in reply to the foregoing note): In Act I, scene i, it cannot be said that the First Witch says or does a thing to identify her with Urda, the Past; and the remarks of the Second Witch relate to the future rather than to the present. It is only the Third Witch who in any sense justifies the attempt to thrust the functions of the third Norn, Skulda, upon her, by her prophesy of the meeting with Macbeth. It is true that when the meeting actually takes place the three Witches do follow the chronological order in their recital of Macbeth’s honours—Glamis (in the past), Cawdor (in the present), and King (in the future); but, granting that this sequence, which could not have been otherwise in any case, proves anything, it would appear that these Norns only came out in their proper characters upon the greatest emergency, forgetting themselves sadly when off their guard; for only a few lines before we find Urda, whose attention should have been solely occupied with the past, predicting with some minuteness the results that were to follow her projected voyage to Aleppo; and that without the slightest indication of annoyance from Skulda, whose province she was thus invading. Again, in the prophecies to Banquo, the First Witch utterly fails to represent the past, and it is only by an extreme stretch of courtesy that the Second Witch can be taken to represent the present; certainly she does not do so any more than the First Witch. Doubtless it may be answered to my remarks on this last issue [I, iii.] that the Norn element is embodied in the Witch speeches after the entrance of Macbeth and Banquo, and the Witch element is embodied in the former portion of the scene. Attention is called to Macbeth’s</w:t>
-      </w:r>
-    </w:p>
-    <w:p>
-      <w:r>
-        <w:t xml:space="preserve">6. or] JENNESS: The question is not which of the three they should meet in, but when they should meet for their incantations.—HARRY ROWE: By the use of the disjunctive particle ‘or,’ for the conjunctive and, the terror of the scenery is lessened. Thunder and lightning and rain, when combined, present a terrific image; but when separated, they cease to impress the mind with the </w:t>
+        <w:t xml:space="preserve">6. or] JENNESS: The question is not which of the three they should meet in, but when they should meet for their </w:t>
+      </w:r>
+      <w:proofErr w:type="gramStart"/>
+      <w:r>
+        <w:t>incantations.—</w:t>
+      </w:r>
+      <w:proofErr w:type="gramEnd"/>
+      <w:r>
+        <w:t xml:space="preserve">HARRY ROWE: </w:t>
+      </w:r>
+      <w:proofErr w:type="gramStart"/>
+      <w:r>
+        <w:t>By the use of</w:t>
+      </w:r>
+      <w:proofErr w:type="gramEnd"/>
+      <w:r>
+        <w:t xml:space="preserve"> the disjunctive particle ‘</w:t>
+      </w:r>
+      <w:proofErr w:type="gramStart"/>
+      <w:r>
+        <w:t>or,</w:t>
+      </w:r>
+      <w:proofErr w:type="gramEnd"/>
+      <w:r>
+        <w:t xml:space="preserve">’ for the conjunctive and, the terror of the scenery is lessened. Thunder and lightning and rain, when combined, present a terrific image; but when separated, they cease to impress the mind with the same degree of </w:t>
+      </w:r>
+      <w:proofErr w:type="gramStart"/>
+      <w:r>
+        <w:t>terror.—</w:t>
+      </w:r>
+      <w:proofErr w:type="gramEnd"/>
+      <w:r>
+        <w:t>KNIGHT (ed. ii.): The Witches invariably meet under a disturbance of the elements, and this is clear enough without any change of the original text.</w:t>
+      </w:r>
+    </w:p>
+    <w:p>
+      <w:r>
+        <w:t xml:space="preserve">7. Hurley-burley’s] MURRAY (N. E. D.): Known from about 1540. The </w:t>
+      </w:r>
+      <w:r>
+        <w:t xml:space="preserve">phrase hurling and burling occurs somewhat earlier. In this the first word is hurling ‘commotion,’ and burling seems to have been merely an </w:t>
+      </w:r>
+      <w:proofErr w:type="gramStart"/>
+      <w:r>
+        <w:t>initially-varied</w:t>
+      </w:r>
+      <w:proofErr w:type="gramEnd"/>
+      <w:r>
+        <w:t xml:space="preserve"> repetition of it, as in other reduplicated combinations and phrases which express non-uniform repetition or alternation of action. Hurly-burly holds the same relation to hurling and burling that the simple Hurly [commotion] holds to hurling. But hurly-burly cannot, with present evidence, be considered as direct from hurly, since the latter has not been found before 1596. It is difficult to establish any historical contact with the French </w:t>
+      </w:r>
+      <w:proofErr w:type="spellStart"/>
+      <w:r>
+        <w:t>Hurleberlu</w:t>
+      </w:r>
+      <w:proofErr w:type="spellEnd"/>
+      <w:r>
+        <w:t xml:space="preserve">, a heedless, hasty person (Rabelais, 1535); or the German </w:t>
+      </w:r>
+      <w:proofErr w:type="spellStart"/>
+      <w:r>
+        <w:t>Hurlburli</w:t>
+      </w:r>
+      <w:proofErr w:type="spellEnd"/>
+      <w:r>
+        <w:t>, adv., precipitately, with headlong haste. Hurly-burly as a noun signifies, uproar, turmoil, confusion</w:t>
+      </w:r>
+      <w:proofErr w:type="gramStart"/>
+      <w:r>
+        <w:t>—(</w:t>
+      </w:r>
+      <w:proofErr w:type="gramEnd"/>
+      <w:r>
+        <w:t xml:space="preserve">Formerly a more dignified word than now). 1539 Taverner Gard. </w:t>
+      </w:r>
+      <w:proofErr w:type="spellStart"/>
+      <w:r>
+        <w:t>Wysed</w:t>
+      </w:r>
+      <w:proofErr w:type="spellEnd"/>
+      <w:r>
+        <w:t xml:space="preserve">. 11. </w:t>
+      </w:r>
+      <w:proofErr w:type="spellStart"/>
+      <w:r>
+        <w:t>Eij</w:t>
+      </w:r>
+      <w:proofErr w:type="spellEnd"/>
+      <w:r>
+        <w:t xml:space="preserve"> b, </w:t>
+      </w:r>
+      <w:proofErr w:type="spellStart"/>
+      <w:r>
+        <w:t>Hys</w:t>
+      </w:r>
+      <w:proofErr w:type="spellEnd"/>
+      <w:r>
+        <w:t xml:space="preserve"> </w:t>
+      </w:r>
+      <w:proofErr w:type="spellStart"/>
+      <w:r>
+        <w:t>comons</w:t>
+      </w:r>
+      <w:proofErr w:type="spellEnd"/>
+      <w:r>
+        <w:t xml:space="preserve"> </w:t>
+      </w:r>
+      <w:proofErr w:type="spellStart"/>
+      <w:r>
+        <w:t>whome</w:t>
+      </w:r>
+      <w:proofErr w:type="spellEnd"/>
+      <w:r>
+        <w:t xml:space="preserve"> ... he </w:t>
+      </w:r>
+      <w:proofErr w:type="spellStart"/>
+      <w:r>
+        <w:t>perceuyed</w:t>
+      </w:r>
+      <w:proofErr w:type="spellEnd"/>
+      <w:r>
+        <w:t xml:space="preserve"> in a Hurly-burly. 1571 Golding. Calvin on Ps. ix. 14, Such as are desperate doo rage with more Hurly-burly and greater </w:t>
+      </w:r>
+      <w:proofErr w:type="spellStart"/>
+      <w:proofErr w:type="gramStart"/>
+      <w:r>
+        <w:t>headynesse</w:t>
+      </w:r>
+      <w:proofErr w:type="spellEnd"/>
+      <w:r>
+        <w:t>.—</w:t>
+      </w:r>
+      <w:proofErr w:type="gramEnd"/>
+      <w:r>
+        <w:t>ED. ii.</w:t>
+      </w:r>
+    </w:p>
+    <w:p>
+      <w:r>
+        <w:t xml:space="preserve">7. done] HARRY ROWE: To say A riot’s done, A battle’s done, A storm’s done, is not very good English. My company of wooden comedians always say OVER. </w:t>
+      </w:r>
+      <w:proofErr w:type="spellStart"/>
+      <w:r>
+        <w:t>Praesente</w:t>
+      </w:r>
+      <w:proofErr w:type="spellEnd"/>
+      <w:r>
+        <w:t xml:space="preserve"> </w:t>
+      </w:r>
+      <w:proofErr w:type="spellStart"/>
+      <w:r>
+        <w:t>quercu</w:t>
+      </w:r>
+      <w:proofErr w:type="spellEnd"/>
+      <w:r>
+        <w:t xml:space="preserve">, </w:t>
+      </w:r>
+      <w:proofErr w:type="spellStart"/>
+      <w:r>
+        <w:t>ligna</w:t>
+      </w:r>
+      <w:proofErr w:type="spellEnd"/>
+      <w:r>
+        <w:t xml:space="preserve"> </w:t>
+      </w:r>
+      <w:proofErr w:type="spellStart"/>
+      <w:r>
+        <w:t>uuis</w:t>
+      </w:r>
+      <w:proofErr w:type="spellEnd"/>
+      <w:r>
+        <w:t xml:space="preserve"> </w:t>
+      </w:r>
+      <w:proofErr w:type="spellStart"/>
+      <w:r>
+        <w:t>colligit.c</w:t>
+      </w:r>
+      <w:proofErr w:type="spellEnd"/>
+    </w:p>
+    <w:p>
+      <w:r>
+        <w:t xml:space="preserve">9. Sunne] KNIGHT (ed. ii.): We have here the commencement of that system of tampering with the </w:t>
+      </w:r>
+      <w:proofErr w:type="spellStart"/>
+      <w:r>
+        <w:t>metre</w:t>
+      </w:r>
+      <w:proofErr w:type="spellEnd"/>
+      <w:r>
+        <w:t xml:space="preserve"> of Shakespeare in this great tragedy which universally prevailed till the reign of the Variorum critics had ceased to be considered as firmly established and beyond the reach of assault. We admit that it will not do servilely to follow the original in every instance where the commencement and close of a line are so arranged that it becomes prosaic; but, on the other hand, we contend that the desire to get rid of </w:t>
+      </w:r>
+      <w:proofErr w:type="spellStart"/>
+      <w:r>
+        <w:t>hemistichs</w:t>
+      </w:r>
+      <w:proofErr w:type="spellEnd"/>
+      <w:r>
+        <w:t xml:space="preserve">, without regard to the nature of the dialogue, and so to alter the metrical arrangement of a series of lines, is to disfigure, instead of to amend, the poet. </w:t>
+      </w:r>
+      <w:proofErr w:type="spellStart"/>
+      <w:proofErr w:type="gramStart"/>
+      <w:r>
+        <w:t>Any one</w:t>
+      </w:r>
+      <w:proofErr w:type="spellEnd"/>
+      <w:proofErr w:type="gramEnd"/>
+      <w:r>
+        <w:t xml:space="preserve"> who has an ear for the fine lyrical movement of the whole scene will see what an exquisite variety of pause there is in the ten lines of which it </w:t>
+      </w:r>
+      <w:proofErr w:type="gramStart"/>
+      <w:r>
+        <w:t>consists</w:t>
+      </w:r>
+      <w:proofErr w:type="gramEnd"/>
+      <w:r>
+        <w:t>. Take, for example, line 12, and contrast its solemn movement with what has preceded it.</w:t>
+      </w:r>
+    </w:p>
+    <w:p>
+      <w:r>
+        <w:t xml:space="preserve">12. There] STEEVENS: Had the First Witch not required information, the audience must have remained ignorant of what it was necessary for them to know. Her speeches, therefore, proceed in the form of interrogatories; but all on a sudden an answer is given to a question which had not been asked. Here seems to be a chasm which I shall attempt to supply by the introduction of a single pronoun, and by distributing the hitherto mutilated line among the three speakers: ‘3 Witch. There to meet with— 1 Witch. Whom? 2 Witch. Macbeth.’ Distinct replies have now been afforded to the three necessary inquiries, When, Where, and Whom the Witches were to meet. The dialogue </w:t>
       </w:r>
       <w:r>
         <w:lastRenderedPageBreak/>
-        <w:t>same degree of terror.—KNIGHT (ed. ii.): The Witches invariably meet under a disturbance of the elements, and this is clear enough without any change of the original text.</w:t>
-      </w:r>
-    </w:p>
-    <w:p>
-      <w:r>
-        <w:t xml:space="preserve">7. Hurley-burley’s] MURRAY (N. E. D.): Known from about 1540. The </w:t>
-      </w:r>
-      <w:r>
-        <w:t>phrase hurling and burling occurs somewhat earlier. In this the first word is hurling ‘commotion,’ and burling seems to have been merely an initially-varied repetition of it, as in other reduplicated combinations and phrases which express non-uniform repetition or alternation of action. Hurly-burly holds the same relation to hurling and burling that the simple Hurly [commotion] holds to hurling. But hurly-burly cannot, with present evidence, be considered as direct from hurly, since the latter has not been found before 1596. It is difficult to establish any historical contact with the French Hurleberlu, a heedless, hasty person (Rabelais, 1535); or the German Hurlburli, adv., precipitately, with headlong haste. Hurly-burly as a noun signifies, uproar, turmoil, confusion—(Formerly a more dignified word than now). 1539 Taverner Gard. Wysed. 11. Eij b, Hys comons whome ... he perceuyed in a Hurly-burly. 1571 Golding. Calvin on Ps. ix. 14, Such as are desperate doo rage with more Hurly-burly and greater headynesse.—ED. ii.</w:t>
-      </w:r>
-    </w:p>
-    <w:p>
-      <w:r>
-        <w:t>7. done] HARRY ROWE: To say A riot’s done, A battle’s done, A storm’s done, is not very good English. My company of wooden comedians always say OVER. Praesente quercu, ligna uuis colligit.c</w:t>
-      </w:r>
-    </w:p>
-    <w:p>
-      <w:r>
-        <w:t>9. Sunne] KNIGHT (ed. ii.): We have here the commencement of that system of tampering with the metre of Shakespeare in this great tragedy which universally prevailed till the reign of the Variorum critics had ceased to be considered as firmly established and beyond the reach of assault. We admit that it will not do servilely to follow the original in every instance where the commencement and close of a line are so arranged that it becomes prosaic; but, on the other hand, we contend that the desire to get rid of hemistichs, without regard to the nature of the dialogue, and so to alter the metrical arrangement of a series of lines, is to disfigure, instead of to amend, the poet. Any one who has an ear for the fine lyrical movement of the whole scene will see what an exquisite variety of pause there is in the ten lines of which it consists. Take, for example, line 12, and contrast its solemn movement with what has preceded it.</w:t>
-      </w:r>
-    </w:p>
-    <w:p>
-      <w:r>
-        <w:t>12. There] STEEVENS: Had the First Witch not required information, the audience must have remained ignorant of what it was necessary for them to know. Her speeches, therefore, proceed in the form of interrogatories; but all on a sudden an answer is given to a question which had not been asked. Here seems to be a chasm which I shall attempt to supply by the introduction of a single pronoun, and by distributing the hitherto mutilated line among the three speakers: ‘3 Witch. There to meet with— 1 Witch. Whom? 2 Witch. Macbeth.’ Distinct replies have now been afforded to the three necessary inquiries, When, Where, and Whom the Witches were to meet. The dialogue becomes more regular and consistent, as each of the hags will now have spoken thrice (a magical number) before they join in utterance of the concluding words, which relate only to themselves.</w:t>
-      </w:r>
-    </w:p>
-    <w:p>
-      <w:r>
-        <w:t xml:space="preserve">13. Gray-Malkin] Steevens: Upton observes, that to understand this passage we should suppose one familiar calling with the voice of a cat, and another with the croaking of a toad.—White: This </w:t>
+        <w:t>becomes more regular and consistent, as each of the hags will now have spoken thrice (a magical number) before they join in utterance of the concluding words, which relate only to themselves.</w:t>
+      </w:r>
+    </w:p>
+    <w:p>
+      <w:r>
+        <w:t xml:space="preserve">13. Gray-Malkin] Steevens: Upton observes, that to understand this passage we should suppose one familiar calling with the voice of a cat, and another with the croaking of a </w:t>
+      </w:r>
+      <w:proofErr w:type="gramStart"/>
+      <w:r>
+        <w:t>toad.—</w:t>
+      </w:r>
+      <w:proofErr w:type="gramEnd"/>
+      <w:r>
+        <w:t xml:space="preserve">White: This was almost as common a name for a cat as ‘Towser’ for a dog, or ‘Bayard’ for a horse. Cats played an important part in </w:t>
+      </w:r>
+      <w:proofErr w:type="gramStart"/>
+      <w:r>
+        <w:t>Witchcraft.—</w:t>
+      </w:r>
+      <w:proofErr w:type="gramEnd"/>
+      <w:r>
+        <w:t>Clarendon: It means a gray cat. ‘Malkin’ is a diminutive of ‘Mary.’ ‘</w:t>
+      </w:r>
+      <w:proofErr w:type="spellStart"/>
+      <w:r>
+        <w:t>Maukin</w:t>
+      </w:r>
+      <w:proofErr w:type="spellEnd"/>
+      <w:r>
+        <w:t xml:space="preserve">,’ the same word, is still used in Scotland for a hare. Compare IV, </w:t>
+      </w:r>
+      <w:proofErr w:type="spellStart"/>
+      <w:r>
+        <w:t>i</w:t>
+      </w:r>
+      <w:proofErr w:type="spellEnd"/>
+      <w:r>
+        <w:t>, 3.</w:t>
+      </w:r>
+    </w:p>
+    <w:p>
+      <w:r>
+        <w:t xml:space="preserve">14. Paddock] Steevens: According to Goldsmith a frog is called a paddock in the North; as in Cæsar and Pompey, by Chapman, 1607, ‘—— </w:t>
+      </w:r>
+      <w:proofErr w:type="spellStart"/>
+      <w:r>
+        <w:t>Paddockes</w:t>
+      </w:r>
+      <w:proofErr w:type="spellEnd"/>
+      <w:r>
+        <w:t xml:space="preserve">, </w:t>
+      </w:r>
+      <w:proofErr w:type="spellStart"/>
+      <w:r>
+        <w:t>todes</w:t>
+      </w:r>
+      <w:proofErr w:type="spellEnd"/>
+      <w:r>
+        <w:t xml:space="preserve">, and </w:t>
+      </w:r>
+      <w:proofErr w:type="spellStart"/>
+      <w:r>
+        <w:t>watersnakes</w:t>
+      </w:r>
+      <w:proofErr w:type="spellEnd"/>
+      <w:r>
+        <w:t xml:space="preserve">,’ [I, </w:t>
+      </w:r>
+      <w:proofErr w:type="spellStart"/>
+      <w:r>
+        <w:t>i</w:t>
+      </w:r>
+      <w:proofErr w:type="spellEnd"/>
+      <w:r>
+        <w:t xml:space="preserve">, 20]. </w:t>
+      </w:r>
+      <w:proofErr w:type="gramStart"/>
+      <w:r>
+        <w:t>Again</w:t>
+      </w:r>
+      <w:proofErr w:type="gramEnd"/>
+      <w:r>
+        <w:t xml:space="preserve"> in </w:t>
+      </w:r>
+      <w:proofErr w:type="spellStart"/>
+      <w:r>
+        <w:t>Wyntownis</w:t>
+      </w:r>
+      <w:proofErr w:type="spellEnd"/>
+      <w:r>
+        <w:t xml:space="preserve"> Cronykil, bk. </w:t>
+      </w:r>
+      <w:proofErr w:type="spellStart"/>
+      <w:r>
+        <w:t>i</w:t>
+      </w:r>
+      <w:proofErr w:type="spellEnd"/>
+      <w:r>
+        <w:t xml:space="preserve">, c. xiii, 55: ‘As ask, or </w:t>
+      </w:r>
+      <w:proofErr w:type="spellStart"/>
+      <w:r>
+        <w:t>eddyre</w:t>
+      </w:r>
+      <w:proofErr w:type="spellEnd"/>
+      <w:r>
+        <w:t xml:space="preserve">, </w:t>
+      </w:r>
+      <w:proofErr w:type="spellStart"/>
+      <w:r>
+        <w:t>tade</w:t>
+      </w:r>
+      <w:proofErr w:type="spellEnd"/>
+      <w:r>
+        <w:t xml:space="preserve"> or </w:t>
+      </w:r>
+      <w:proofErr w:type="spellStart"/>
+      <w:r>
+        <w:t>pade</w:t>
+      </w:r>
+      <w:proofErr w:type="spellEnd"/>
+      <w:r>
+        <w:t xml:space="preserve">.’ In Shakespeare, however, it certainly means a toad. The representation of St. James (painted by ‘Hell’ </w:t>
+      </w:r>
+      <w:proofErr w:type="spellStart"/>
+      <w:r>
+        <w:t>Breugel</w:t>
+      </w:r>
+      <w:proofErr w:type="spellEnd"/>
+      <w:r>
+        <w:t xml:space="preserve">, 1566) exhibits witches flying up and down the chimney on brooms, and before the fire sits grimalkin and paddock, </w:t>
+      </w:r>
+      <w:proofErr w:type="spellStart"/>
+      <w:r>
+        <w:t>i</w:t>
+      </w:r>
+      <w:proofErr w:type="spellEnd"/>
+      <w:r>
+        <w:t xml:space="preserve">. e. a cat and a toad, with several baboons. There is a cauldron boiling, with a witch near it cutting out the tongue of a snake as an ingredient for </w:t>
+      </w:r>
+      <w:r>
+        <w:t xml:space="preserve">the charm.—Tollett: ‘Some say they (witches) can </w:t>
+      </w:r>
+      <w:proofErr w:type="spellStart"/>
+      <w:r>
+        <w:t>keepe</w:t>
+      </w:r>
+      <w:proofErr w:type="spellEnd"/>
+      <w:r>
+        <w:t xml:space="preserve"> devils and spirits in the likeness of </w:t>
+      </w:r>
+      <w:proofErr w:type="spellStart"/>
+      <w:r>
+        <w:t>todes</w:t>
+      </w:r>
+      <w:proofErr w:type="spellEnd"/>
+      <w:r>
+        <w:t xml:space="preserve"> and cats.’—Scot’s Discovery of Witchcraft, 1584, Bk. 1, </w:t>
+      </w:r>
+      <w:proofErr w:type="spellStart"/>
+      <w:r>
+        <w:t>ch.</w:t>
+      </w:r>
+      <w:proofErr w:type="spellEnd"/>
+      <w:r>
+        <w:t xml:space="preserve"> iv.—J. P. Collier, Notes and Emendations, London, 1853: In the Townley Miracle-Play (Surtees Soc. p. 325) we read, ‘And ees out of your </w:t>
+      </w:r>
+      <w:proofErr w:type="spellStart"/>
+      <w:r>
+        <w:t>hede</w:t>
+      </w:r>
+      <w:proofErr w:type="spellEnd"/>
+      <w:r>
+        <w:t xml:space="preserve"> thus-gate </w:t>
+      </w:r>
+      <w:proofErr w:type="spellStart"/>
+      <w:r>
+        <w:t>shalle</w:t>
+      </w:r>
+      <w:proofErr w:type="spellEnd"/>
+      <w:r>
+        <w:t xml:space="preserve"> </w:t>
+      </w:r>
+      <w:proofErr w:type="spellStart"/>
+      <w:r>
+        <w:t>paddokes</w:t>
+      </w:r>
+      <w:proofErr w:type="spellEnd"/>
+      <w:r>
+        <w:t xml:space="preserve"> </w:t>
+      </w:r>
+      <w:proofErr w:type="spellStart"/>
+      <w:r>
+        <w:t>pyke</w:t>
+      </w:r>
+      <w:proofErr w:type="spellEnd"/>
+      <w:r>
+        <w:t xml:space="preserve">.’—J. O. Halliwell, A New Edition of Shakespeare's Works, London, 1886: ‘Paddock, </w:t>
+      </w:r>
+      <w:proofErr w:type="spellStart"/>
+      <w:r>
+        <w:t>toode</w:t>
+      </w:r>
+      <w:proofErr w:type="spellEnd"/>
+      <w:r>
+        <w:t xml:space="preserve">, bufo.” Prompt. Parv. </w:t>
+      </w:r>
+      <w:proofErr w:type="spellStart"/>
+      <w:r>
+        <w:t>Topsell</w:t>
+      </w:r>
+      <w:proofErr w:type="spellEnd"/>
+      <w:r>
+        <w:t xml:space="preserve">, </w:t>
+      </w:r>
+      <w:proofErr w:type="spellStart"/>
+      <w:r>
+        <w:t>Historie</w:t>
+      </w:r>
+      <w:proofErr w:type="spellEnd"/>
+      <w:r>
+        <w:t xml:space="preserve"> of Serpents, 1608, [p. 187], speaks of a poisonous kind of frog so </w:t>
+      </w:r>
+      <w:proofErr w:type="gramStart"/>
+      <w:r>
+        <w:t>called.—</w:t>
+      </w:r>
+      <w:proofErr w:type="gramEnd"/>
+      <w:r>
+        <w:t xml:space="preserve">Clarendon Press Edition, Oxford, 1869: Cotgrave gives the word as equivalent to grenouille, a frog, and not to crapaud, a toad. </w:t>
+      </w:r>
+      <w:proofErr w:type="spellStart"/>
+      <w:r>
+        <w:t>Minsheu</w:t>
+      </w:r>
+      <w:proofErr w:type="spellEnd"/>
+      <w:r>
+        <w:t xml:space="preserve"> gives also ‘Padde’ = Bufo. ‘Paddock’ is in its origin a diminutive from ‘pad,’ as hillock from hill. [</w:t>
+      </w:r>
+      <w:proofErr w:type="spellStart"/>
+      <w:r>
+        <w:t>Topsell</w:t>
+      </w:r>
+      <w:proofErr w:type="spellEnd"/>
+      <w:r>
+        <w:t xml:space="preserve">, in his History of Serpents (p. 187, ed. 1608), observes that ‘This </w:t>
+      </w:r>
+      <w:proofErr w:type="spellStart"/>
+      <w:r>
+        <w:t>crooke</w:t>
+      </w:r>
+      <w:proofErr w:type="spellEnd"/>
+      <w:r>
+        <w:t xml:space="preserve">-backed </w:t>
+      </w:r>
+      <w:proofErr w:type="spellStart"/>
+      <w:r>
+        <w:t>Paddocke</w:t>
+      </w:r>
+      <w:proofErr w:type="spellEnd"/>
+      <w:r>
+        <w:t xml:space="preserve"> is called by the Germans </w:t>
+      </w:r>
+      <w:proofErr w:type="spellStart"/>
+      <w:r>
+        <w:t>Gartenfrosch</w:t>
+      </w:r>
+      <w:proofErr w:type="spellEnd"/>
+      <w:r>
+        <w:t xml:space="preserve">.... It is not altogether mute, for in time of </w:t>
+      </w:r>
+      <w:proofErr w:type="spellStart"/>
+      <w:r>
+        <w:t>perrill</w:t>
+      </w:r>
+      <w:proofErr w:type="spellEnd"/>
+      <w:r>
+        <w:t xml:space="preserve"> ... they have a crying </w:t>
+      </w:r>
+      <w:proofErr w:type="spellStart"/>
+      <w:r>
+        <w:t>voyce</w:t>
+      </w:r>
+      <w:proofErr w:type="spellEnd"/>
+      <w:r>
+        <w:t xml:space="preserve">, which I have oftentimes </w:t>
+      </w:r>
+      <w:proofErr w:type="spellStart"/>
+      <w:r>
+        <w:t>prooved</w:t>
+      </w:r>
+      <w:proofErr w:type="spellEnd"/>
+      <w:r>
+        <w:t xml:space="preserve"> by experience.’ If this were a fact commonly believed at the time, may it not furnish us with a reason for the hurried departure of the witches immediately on a signal from their sentry, </w:t>
+      </w:r>
+      <w:proofErr w:type="gramStart"/>
+      <w:r>
+        <w:t>Paddock?—</w:t>
+      </w:r>
+      <w:proofErr w:type="gramEnd"/>
+      <w:r>
+        <w:t>ED. ii.]</w:t>
+      </w:r>
+    </w:p>
+    <w:p>
+      <w:r>
+        <w:t xml:space="preserve">14. anon NARES: Immediately, or </w:t>
+      </w:r>
+      <w:proofErr w:type="gramStart"/>
+      <w:r>
+        <w:t>presently.—</w:t>
+      </w:r>
+      <w:proofErr w:type="gramEnd"/>
+      <w:r>
+        <w:t>DYCE: Equivalent to the modern 'coming.'</w:t>
+      </w:r>
+    </w:p>
+    <w:p>
+      <w:r>
+        <w:t xml:space="preserve">14. All] HUNTER (ii, 164): It is a point quite notorious that the stage-directions throughout the Folios are very carelessly </w:t>
+      </w:r>
+      <w:proofErr w:type="gramStart"/>
+      <w:r>
+        <w:t>given, and</w:t>
+      </w:r>
+      <w:proofErr w:type="gramEnd"/>
+      <w:r>
+        <w:t xml:space="preserve"> have been often silently corrected by the later editors. So carelessly have they been given that we have sometimes the actor’s name instead of that of the character. Now we have the three times three of the witches at Saint John’s. [When James I. visited Saint John’s College, Oxford, he was encountered by three youths personating the three Way-ward Sisters who had the interview with Macbeth and Banquo, with appropriate song or </w:t>
+      </w:r>
+      <w:proofErr w:type="gramStart"/>
+      <w:r>
+        <w:t>dialogue.—</w:t>
+      </w:r>
+      <w:proofErr w:type="gramEnd"/>
+      <w:r>
+        <w:t xml:space="preserve">Ed.] And we may perceive also a </w:t>
+      </w:r>
+      <w:proofErr w:type="spellStart"/>
+      <w:r>
+        <w:t>correspondency</w:t>
+      </w:r>
+      <w:proofErr w:type="spellEnd"/>
+      <w:r>
+        <w:t xml:space="preserve"> with the 'Thrice to thine, and thrice to mine, </w:t>
+      </w:r>
+      <w:proofErr w:type="gramStart"/>
+      <w:r>
+        <w:t>And</w:t>
+      </w:r>
+      <w:proofErr w:type="gramEnd"/>
+      <w:r>
+        <w:t xml:space="preserve"> thrice again to make up nine.'</w:t>
+      </w:r>
+    </w:p>
+    <w:p>
+      <w:r>
+        <w:t xml:space="preserve">14. faire . . . faire] JOHNSON; The meaning is, that to us, perverse and malignant as we are, fair is foul and foul is fair. [Nashe has a somewhat similar idea: 'everything must </w:t>
+      </w:r>
+      <w:proofErr w:type="spellStart"/>
+      <w:r>
+        <w:t>bee</w:t>
+      </w:r>
+      <w:proofErr w:type="spellEnd"/>
+      <w:r>
+        <w:t xml:space="preserve"> interpreted backward as Witches say their Pater-</w:t>
+      </w:r>
+      <w:proofErr w:type="spellStart"/>
+      <w:r>
+        <w:t>noster</w:t>
+      </w:r>
+      <w:proofErr w:type="spellEnd"/>
+      <w:r>
+        <w:t xml:space="preserve">, good being the character of bad, and bad of good,' </w:t>
       </w:r>
       <w:r>
         <w:lastRenderedPageBreak/>
-        <w:t>was almost as common a name for a cat as ‘Towser’ for a dog, or ‘Bayard’ for a horse. Cats played an important part in Witchcraft.—Clarendon: It means a gray cat. ‘Malkin’ is a diminutive of ‘Mary.’ ‘Maukin,’ the same word, is still used in Scotland for a hare. Compare IV, i, 3.</w:t>
-      </w:r>
-    </w:p>
-    <w:p>
-      <w:r>
-        <w:t xml:space="preserve">14. Paddock] Steevens: According to Goldsmith a frog is called a paddock in the North; as in Cæsar and Pompey, by Chapman, 1607, ‘—— Paddockes, todes, and watersnakes,’ [I, i, 20]. Again in Wyntownis Cronykil, bk. i, c. xiii, 55: ‘As ask, or eddyre, tade or pade.’ In Shakespeare, however, it certainly means a toad. The representation of St. James (painted by ‘Hell’ Breugel, 1566) exhibits witches flying up and down the chimney on brooms, and before the fire sits grimalkin and paddock, i. e. a cat and a toad, with several baboons. There is a cauldron boiling, with a witch near it cutting out the tongue of a snake as an ingredient for </w:t>
-      </w:r>
-      <w:r>
-        <w:t>the charm.—Tollett: ‘Some say they (witches) can keepe devils and spirits in the likeness of todes and cats.’—Scot’s Discovery of Witchcraft, 1584, Bk. 1, ch. iv.—J. P. Collier, Notes and Emendations, London, 1853: In the Townley Miracle-Play (Surtees Soc. p. 325) we read, ‘And ees out of your hede thus-gate shalle paddokes pyke.’—J. O. Halliwell, A New Edition of Shakespeare's Works, London, 1886: ‘Paddock, toode, bufo.” Prompt. Parv. Topsell, Historie of Serpents, 1608, [p. 187], speaks of a poisonous kind of frog so called.—Clarendon Press Edition, Oxford, 1869: Cotgrave gives the word as equivalent to grenouille, a frog, and not to crapaud, a toad. Minsheu gives also ‘Padde’ = Bufo. ‘Paddock’ is in its origin a diminutive from ‘pad,’ as hillock from hill. [Topsell, in his History of Serpents (p. 187, ed. 1608), observes that ‘This crooke-backed Paddocke is called by the Germans Gartenfrosch.... It is not altogether mute, for in time of perrill ... they have a crying voyce, which I have oftentimes prooved by experience.’ If this were a fact commonly believed at the time, may it not furnish us with a reason for the hurried departure of the witches immediately on a signal from their sentry, Paddock?—ED. ii.]</w:t>
-      </w:r>
-    </w:p>
-    <w:p>
-      <w:r>
-        <w:t>14. anon NARES: Immediately, or presently.—DYCE: Equivalent to the modern 'coming.'</w:t>
-      </w:r>
-    </w:p>
-    <w:p>
-      <w:r>
-        <w:t>14. All] HUNTER (ii, 164): It is a point quite notorious that the stage-directions throughout the Folios are very carelessly given, and have been often silently corrected by the later editors. So carelessly have they been given that we have sometimes the actor’s name instead of that of the character. Now we have the three times three of the witches at Saint John’s. [When James I. visited Saint John’s College, Oxford, he was encountered by three youths personating the three Way-ward Sisters who had the interview with Macbeth and Banquo, with appropriate song or dialogue.—Ed.] And we may perceive also a correspondency with the 'Thrice to thine, and thrice to mine, And thrice again to make up nine.'</w:t>
-      </w:r>
-    </w:p>
-    <w:p>
-      <w:r>
-        <w:t xml:space="preserve">14. faire . . . faire] JOHNSON; The meaning is, that to us, perverse and malignant as we are, fair is foul and foul is fair. [Nashe has a somewhat similar idea: 'everything must bee interpreted backward as Witches say their Pater-noster, good being the character of bad, and bad of good,' Terrors of the Night, 1594, p. 294, ed. Grosart.—Ed. ii.]—SEYMOUR: That is, now shall confusion work; let the order of things be inverted.—STAUNTON: The dialogue throughout, with the exception of 'I come, Graymalkin' and 'Paddock calls . . . anon!' was probably intended to be sung or chanted. [For 'witch,' for 'fog,' for 'foul,' and for 'fair,' compare Spenser, Faerie Queene, I, c. ii, v. 38, 'The wicked Witch, now seeing all this while The doubtfull ballaunce equally to sway, What not by right, </w:t>
-      </w:r>
-      <w:r>
-        <w:lastRenderedPageBreak/>
-        <w:t>she cast to win by guile; And, by her hellish science, raisd straight way A foggy mist that overcast the day, And a dull blast that breathing on her face Dimmed her former beauties shining ray, And with foule ugly forme did her disgrace; Then was she fayre alone, when none was faire in place.' Farmer pointed out that the phrase 'fair and foul' seems to have been proverbial, and quotes from the Faerie Queene another passage in the Fourth Book: 'Then fair grew foul and foul grew fair in fight.' It is, of course, impossible to say now from what copy Farmer quoted; although the main part of the line, as given by him, is found in the Fourth Book, canto viii, verse 32, yet the last word is sight, not 'fight.' Grosart, in his edition of the Faerie Queene, line 289, has not there noted any such variant as 'fight.' Doubtless the long / occa</w:t>
-      </w:r>
+        <w:t xml:space="preserve">Terrors of the Night, 1594, p. 294, ed. </w:t>
+      </w:r>
+      <w:proofErr w:type="spellStart"/>
+      <w:r>
+        <w:t>Grosart</w:t>
+      </w:r>
+      <w:proofErr w:type="spellEnd"/>
+      <w:r>
+        <w:t xml:space="preserve">.—Ed. ii.]—SEYMOUR: That is, now shall confusion work; let the order of things be inverted.—STAUNTON: The dialogue throughout, with the exception of 'I come, </w:t>
+      </w:r>
+      <w:proofErr w:type="spellStart"/>
+      <w:r>
+        <w:t>Graymalkin</w:t>
+      </w:r>
+      <w:proofErr w:type="spellEnd"/>
+      <w:r>
+        <w:t xml:space="preserve">' and 'Paddock calls . . . anon!' was probably intended to be sung or chanted. [For 'witch,' for 'fog,' for 'foul,' and for 'fair,' compare Spenser, Faerie Queene, I, c. ii, v. 38, 'The wicked Witch, now seeing all this while The </w:t>
+      </w:r>
+      <w:proofErr w:type="spellStart"/>
+      <w:r>
+        <w:t>doubtfull</w:t>
+      </w:r>
+      <w:proofErr w:type="spellEnd"/>
+      <w:r>
+        <w:t xml:space="preserve"> </w:t>
+      </w:r>
+      <w:proofErr w:type="spellStart"/>
+      <w:r>
+        <w:t>ballaunce</w:t>
+      </w:r>
+      <w:proofErr w:type="spellEnd"/>
+      <w:r>
+        <w:t xml:space="preserve"> equally to sway, What not by right, she cast to win by guile; And, by her hellish science, </w:t>
+      </w:r>
+      <w:proofErr w:type="spellStart"/>
+      <w:r>
+        <w:t>raisd</w:t>
+      </w:r>
+      <w:proofErr w:type="spellEnd"/>
+      <w:r>
+        <w:t xml:space="preserve"> straight way A foggy mist that overcast the day, And a dull blast that breathing on her face Dimmed her former beauties shining ray, And with foule ugly </w:t>
+      </w:r>
+      <w:proofErr w:type="spellStart"/>
+      <w:r>
+        <w:t>forme</w:t>
+      </w:r>
+      <w:proofErr w:type="spellEnd"/>
+      <w:r>
+        <w:t xml:space="preserve"> did her disgrace; Then was she fayre alone, when none was faire in place.' Farmer pointed out that the phrase 'fair and foul' seems to have been proverbial, and quotes from the Faerie Queene another passage in the Fourth Book: 'Then fair grew foul and foul grew fair in fight.' It is, of course, impossible to say now from what copy Farmer quoted; although the main part of the line, as given by him, is found in the Fourth Book, canto viii, verse 32, yet the last word is sight, not 'fight.' </w:t>
+      </w:r>
+      <w:proofErr w:type="spellStart"/>
+      <w:r>
+        <w:t>Grosart</w:t>
+      </w:r>
+      <w:proofErr w:type="spellEnd"/>
+      <w:r>
+        <w:t xml:space="preserve">, in his edition of the Faerie Queene, line 289, has not there noted any such variant as 'fight.' Doubtless the long / </w:t>
+      </w:r>
+      <w:proofErr w:type="spellStart"/>
+      <w:r>
+        <w:t>occa</w:t>
+      </w:r>
+      <w:proofErr w:type="spellEnd"/>
     </w:p>
     <w:p/>
     <w:sectPr>
